--- a/zht/docx/060.content.docx
+++ b/zht/docx/060.content.docx
@@ -150,26 +150,6 @@
           <w:lang w:val="zh_TW" w:bidi="zh_TW"/>
         </w:rPr>
         <w:t>nu</w:t>
-      </w:r>
-      <w:r>
-        <w:rPr>
-          <w:lang w:val="zh_TW" w:bidi="zh_TW"/>
-        </w:rPr>
-      </w:r>
-    </w:p>
-    <w:p>
-      <w:pPr/>
-      <w:r>
-        <w:rPr>
-          <w:lang w:val="zh_TW" w:bidi="zh_TW"/>
-        </w:rPr>
-      </w:r>
-      <w:r>
-        <w:rPr>
-          <w:i/>
-          <w:lang w:val="zh_TW" w:bidi="zh_TW"/>
-        </w:rPr>
-        <w:t>奴隸制度</w:t>
       </w:r>
       <w:r>
         <w:rPr>

--- a/zht/docx/060.content.docx
+++ b/zht/docx/060.content.docx
@@ -19,7 +19,7 @@
         <w:rPr>
           <w:lang w:val="zh_TW" w:bidi="zh_TW"/>
         </w:rPr>
-        <w:t>Resource: Study Notes - Themes (Tyndale)</w:t>
+        <w:t>Resource: Tyndale Open Study Notes</w:t>
       </w:r>
       <w:r>
         <w:rPr>
@@ -112,7 +112,7 @@
         <w:rPr>
           <w:lang w:val="zh_TW" w:bidi="zh_TW"/>
         </w:rPr>
-        <w:t>Study Notes - Themes (Tyndale)</w:t>
+        <w:t>Tyndale Open Study Notes</w:t>
       </w:r>
     </w:p>
     <w:p>

--- a/zht/docx/060.content.docx
+++ b/zht/docx/060.content.docx
@@ -149,7 +149,7 @@
         <w:rPr>
           <w:lang w:val="zh_TW" w:bidi="zh_TW"/>
         </w:rPr>
-        <w:t>nu</w:t>
+        <w:t>nv</w:t>
       </w:r>
       <w:r>
         <w:rPr>
@@ -212,7 +212,7 @@
         <w:rPr>
           <w:lang w:val="zh_TW" w:bidi="zh_TW"/>
         </w:rPr>
-        <w:t>奴隸制度</w:t>
+        <w:t>女性在新約教會中的角色</w:t>
       </w:r>
       <w:r>
         <w:rPr>
@@ -231,13 +231,36 @@
         <w:rPr>
           <w:lang w:val="zh_TW" w:bidi="zh_TW"/>
         </w:rPr>
-        <w:t>奴隸制度在羅馬世界相當普遍，戰俘經常成為奴隸，許多人天生就是奴隸，有些人則為了償還債務而暫時選擇成為奴隸。當時有相當比例的人口（包括許多基督徒）是奴隸或曾經是奴隸</w:t>
-      </w:r>
-      <w:r>
-        <w:rPr>
-          <w:lang w:val="zh_TW" w:bidi="zh_TW"/>
-        </w:rPr>
-        <w:t>（見</w:t>
+        <w:t>使徒保羅在提摩太前書中關於女性在教會中角色的教導，主要是為了糾正以弗所教會內所發生的事件。然而，聖經學者對這段經文如何應用於其他情況存在著不同的爭議。有三種主要的解釋：</w:t>
+      </w:r>
+    </w:p>
+    <w:p>
+      <w:pPr>
+        <w:pStyle w:val="ListNumber"/>
+        <w:numPr>
+          <w:ilvl w:val="0"/>
+          <w:numId w:val="14"/>
+        </w:numPr>
+        <w:spacing w:line="240" w:lineRule="auto"/>
+        <w:ind w:left="720"/>
+      </w:pPr>
+      <w:r>
+        <w:rPr>
+          <w:lang w:val="zh_TW" w:bidi="zh_TW"/>
+        </w:rPr>
+      </w:r>
+      <w:r>
+        <w:rPr>
+          <w:i/>
+          <w:lang w:val="zh_TW" w:bidi="zh_TW"/>
+        </w:rPr>
+        <w:t>普遍解釋。</w:t>
+      </w:r>
+      <w:r>
+        <w:rPr>
+          <w:lang w:val="zh_TW" w:bidi="zh_TW"/>
+        </w:rPr>
+        <w:t xml:space="preserve"> </w:t>
       </w:r>
       <w:hyperlink r:id="rId13">
         <w:r>
@@ -248,14 +271,518 @@
             <w:color w:val="0000EE"/>
             <w:u w:val="single"/>
           </w:rPr>
-          <w:t>徒6:9</w:t>
+          <w:t>加拉太書三章28節</w:t>
         </w:r>
       </w:hyperlink>
       <w:r>
         <w:rPr>
           <w:lang w:val="zh_TW" w:bidi="zh_TW"/>
         </w:rPr>
-        <w:t>）。那為什麼使徒保羅沒有反對奴隸制度呢？</w:t>
+        <w:t>（「並不分……或男或女」）並不否認神所創造的性別差異和角色。即使</w:t>
+      </w:r>
+      <w:hyperlink r:id="rId13">
+        <w:r>
+          <w:rPr>
+            <w:lang w:val="zh_TW" w:bidi="zh_TW"/>
+          </w:rPr>
+          <w:rPr>
+            <w:color w:val="0000EE"/>
+            <w:u w:val="single"/>
+          </w:rPr>
+          <w:t>加拉太書三章28節</w:t>
+        </w:r>
+      </w:hyperlink>
+      <w:r>
+        <w:rPr>
+          <w:lang w:val="zh_TW" w:bidi="zh_TW"/>
+        </w:rPr>
+        <w:t>顯示了神永恆國度中的平等理想，只要這個世界存在，性別角色應遵循</w:t>
+      </w:r>
+      <w:hyperlink r:id="rId14">
+        <w:r>
+          <w:rPr>
+            <w:lang w:val="zh_TW" w:bidi="zh_TW"/>
+          </w:rPr>
+          <w:rPr>
+            <w:color w:val="0000EE"/>
+            <w:u w:val="single"/>
+          </w:rPr>
+          <w:t>提摩太前書二章11至15節</w:t>
+        </w:r>
+      </w:hyperlink>
+      <w:r>
+        <w:rPr>
+          <w:lang w:val="zh_TW" w:bidi="zh_TW"/>
+        </w:rPr>
+        <w:t>中的指引。用以下兩處經文來比較，</w:t>
+      </w:r>
+      <w:hyperlink r:id="rId15">
+        <w:r>
+          <w:rPr>
+            <w:lang w:val="zh_TW" w:bidi="zh_TW"/>
+          </w:rPr>
+          <w:rPr>
+            <w:color w:val="0000EE"/>
+            <w:u w:val="single"/>
+          </w:rPr>
+          <w:t>馬太福音二十二章30節</w:t>
+        </w:r>
+      </w:hyperlink>
+      <w:r>
+        <w:rPr>
+          <w:lang w:val="zh_TW" w:bidi="zh_TW"/>
+        </w:rPr>
+        <w:t>談論新創造中的婚姻，與</w:t>
+      </w:r>
+      <w:hyperlink r:id="rId16">
+        <w:r>
+          <w:rPr>
+            <w:lang w:val="zh_TW" w:bidi="zh_TW"/>
+          </w:rPr>
+          <w:rPr>
+            <w:color w:val="0000EE"/>
+            <w:u w:val="single"/>
+          </w:rPr>
+          <w:t>創世記二章23至24節</w:t>
+        </w:r>
+      </w:hyperlink>
+      <w:r>
+        <w:rPr>
+          <w:lang w:val="zh_TW" w:bidi="zh_TW"/>
+        </w:rPr>
+        <w:t>中描述的現今婚姻結構不同。現今結構以一種特殊且有限的方式應用於我們當前的生活（見</w:t>
+      </w:r>
+      <w:hyperlink r:id="rId17">
+        <w:r>
+          <w:rPr>
+            <w:lang w:val="zh_TW" w:bidi="zh_TW"/>
+          </w:rPr>
+          <w:rPr>
+            <w:color w:val="0000EE"/>
+            <w:u w:val="single"/>
+          </w:rPr>
+          <w:t>提前4:3–5</w:t>
+        </w:r>
+      </w:hyperlink>
+      <w:r>
+        <w:rPr>
+          <w:lang w:val="zh_TW" w:bidi="zh_TW"/>
+        </w:rPr>
+        <w:t>；</w:t>
+      </w:r>
+      <w:hyperlink r:id="rId18">
+        <w:r>
+          <w:rPr>
+            <w:lang w:val="zh_TW" w:bidi="zh_TW"/>
+          </w:rPr>
+          <w:rPr>
+            <w:color w:val="0000EE"/>
+            <w:u w:val="single"/>
+          </w:rPr>
+          <w:t>太19:11–12</w:t>
+        </w:r>
+      </w:hyperlink>
+      <w:r>
+        <w:rPr>
+          <w:lang w:val="zh_TW" w:bidi="zh_TW"/>
+        </w:rPr>
+        <w:t>；</w:t>
+      </w:r>
+      <w:hyperlink r:id="rId19">
+        <w:r>
+          <w:rPr>
+            <w:lang w:val="zh_TW" w:bidi="zh_TW"/>
+          </w:rPr>
+          <w:rPr>
+            <w:color w:val="0000EE"/>
+            <w:u w:val="single"/>
+          </w:rPr>
+          <w:t>林前7:29–35</w:t>
+        </w:r>
+      </w:hyperlink>
+      <w:r>
+        <w:rPr>
+          <w:lang w:val="zh_TW" w:bidi="zh_TW"/>
+        </w:rPr>
+        <w:t>）。直到未來的時代，新造的婚姻結構才會完全實現，所以並不適用於現今的世代。</w:t>
+        <w:br/>
+      </w:r>
+      <w:r>
+        <w:rPr>
+          <w:lang w:val="zh_TW" w:bidi="zh_TW"/>
+        </w:rPr>
+        <w:t>根據這種觀點，基督教女性無論在哪裡都必須了解她們在神創造秩序中的角色。她們不應在教會中教導或對男性行使權柄（另見</w:t>
+      </w:r>
+      <w:hyperlink r:id="rId20">
+        <w:r>
+          <w:rPr>
+            <w:lang w:val="zh_TW" w:bidi="zh_TW"/>
+          </w:rPr>
+          <w:rPr>
+            <w:color w:val="0000EE"/>
+            <w:u w:val="single"/>
+          </w:rPr>
+          <w:t>林前11:2–16</w:t>
+        </w:r>
+      </w:hyperlink>
+      <w:r>
+        <w:rPr>
+          <w:lang w:val="zh_TW" w:bidi="zh_TW"/>
+        </w:rPr>
+        <w:t>；</w:t>
+      </w:r>
+      <w:hyperlink r:id="rId21">
+        <w:r>
+          <w:rPr>
+            <w:lang w:val="zh_TW" w:bidi="zh_TW"/>
+          </w:rPr>
+          <w:rPr>
+            <w:color w:val="0000EE"/>
+            <w:u w:val="single"/>
+          </w:rPr>
+          <w:t>14:34–35</w:t>
+        </w:r>
+      </w:hyperlink>
+      <w:r>
+        <w:rPr>
+          <w:lang w:val="zh_TW" w:bidi="zh_TW"/>
+        </w:rPr>
+        <w:t>）。</w:t>
+      </w:r>
+    </w:p>
+    <w:p>
+      <w:pPr>
+        <w:pStyle w:val="ListNumber"/>
+        <w:spacing w:line="240" w:lineRule="auto"/>
+        <w:ind w:left="720"/>
+      </w:pPr>
+      <w:r>
+        <w:rPr>
+          <w:lang w:val="zh_TW" w:bidi="zh_TW"/>
+        </w:rPr>
+      </w:r>
+      <w:r>
+        <w:rPr>
+          <w:i/>
+          <w:lang w:val="zh_TW" w:bidi="zh_TW"/>
+        </w:rPr>
+        <w:t>爭論的解釋。</w:t>
+      </w:r>
+      <w:r>
+        <w:rPr>
+          <w:lang w:val="zh_TW" w:bidi="zh_TW"/>
+        </w:rPr>
+        <w:t xml:space="preserve"> 保羅針對以弗所教會中因錯誤教導引起的特定問題進行了闡述（見</w:t>
+      </w:r>
+      <w:hyperlink r:id="rId22">
+        <w:r>
+          <w:rPr>
+            <w:lang w:val="zh_TW" w:bidi="zh_TW"/>
+          </w:rPr>
+          <w:rPr>
+            <w:color w:val="0000EE"/>
+            <w:u w:val="single"/>
+          </w:rPr>
+          <w:t>提前1:18–20</w:t>
+        </w:r>
+      </w:hyperlink>
+      <w:r>
+        <w:rPr>
+          <w:lang w:val="zh_TW" w:bidi="zh_TW"/>
+        </w:rPr>
+        <w:t>，</w:t>
+      </w:r>
+      <w:hyperlink r:id="rId23">
+        <w:r>
+          <w:rPr>
+            <w:lang w:val="zh_TW" w:bidi="zh_TW"/>
+          </w:rPr>
+          <w:rPr>
+            <w:color w:val="0000EE"/>
+            <w:u w:val="single"/>
+          </w:rPr>
+          <w:t>4:1–5</w:t>
+        </w:r>
+      </w:hyperlink>
+      <w:r>
+        <w:rPr>
+          <w:lang w:val="zh_TW" w:bidi="zh_TW"/>
+        </w:rPr>
+        <w:t>；比較</w:t>
+      </w:r>
+      <w:hyperlink r:id="rId24">
+        <w:r>
+          <w:rPr>
+            <w:lang w:val="zh_TW" w:bidi="zh_TW"/>
+          </w:rPr>
+          <w:rPr>
+            <w:color w:val="0000EE"/>
+            <w:u w:val="single"/>
+          </w:rPr>
+          <w:t>提後3:6–9</w:t>
+        </w:r>
+      </w:hyperlink>
+      <w:r>
+        <w:rPr>
+          <w:lang w:val="zh_TW" w:bidi="zh_TW"/>
+        </w:rPr>
+        <w:t>）。證據顯示這種教導正在破壞家庭關係（見</w:t>
+      </w:r>
+      <w:hyperlink r:id="rId25">
+        <w:r>
+          <w:rPr>
+            <w:lang w:val="zh_TW" w:bidi="zh_TW"/>
+          </w:rPr>
+          <w:rPr>
+            <w:color w:val="0000EE"/>
+            <w:u w:val="single"/>
+          </w:rPr>
+          <w:t>提前4:3</w:t>
+        </w:r>
+      </w:hyperlink>
+      <w:r>
+        <w:rPr>
+          <w:lang w:val="zh_TW" w:bidi="zh_TW"/>
+        </w:rPr>
+        <w:t>；</w:t>
+      </w:r>
+      <w:hyperlink r:id="rId26">
+        <w:r>
+          <w:rPr>
+            <w:lang w:val="zh_TW" w:bidi="zh_TW"/>
+          </w:rPr>
+          <w:rPr>
+            <w:color w:val="0000EE"/>
+            <w:u w:val="single"/>
+          </w:rPr>
+          <w:t>多1:11</w:t>
+        </w:r>
+      </w:hyperlink>
+      <w:r>
+        <w:rPr>
+          <w:lang w:val="zh_TW" w:bidi="zh_TW"/>
+        </w:rPr>
+        <w:t>）。一些以弗所的婦女受到當地異端的影響，可能在她們的教導中誤用了</w:t>
+      </w:r>
+      <w:hyperlink r:id="rId27">
+        <w:r>
+          <w:rPr>
+            <w:lang w:val="zh_TW" w:bidi="zh_TW"/>
+          </w:rPr>
+          <w:rPr>
+            <w:color w:val="0000EE"/>
+            <w:u w:val="single"/>
+          </w:rPr>
+          <w:t>創世記一至三章</w:t>
+        </w:r>
+      </w:hyperlink>
+      <w:r>
+        <w:rPr>
+          <w:lang w:val="zh_TW" w:bidi="zh_TW"/>
+        </w:rPr>
+        <w:t>，她們可能聲稱女性將會主導末後的復活。一些以弗所信徒甚至認為復活已經發生（</w:t>
+      </w:r>
+      <w:hyperlink r:id="rId28">
+        <w:r>
+          <w:rPr>
+            <w:lang w:val="zh_TW" w:bidi="zh_TW"/>
+          </w:rPr>
+          <w:rPr>
+            <w:color w:val="0000EE"/>
+            <w:u w:val="single"/>
+          </w:rPr>
+          <w:t>提後2:18</w:t>
+        </w:r>
+      </w:hyperlink>
+      <w:r>
+        <w:rPr>
+          <w:lang w:val="zh_TW" w:bidi="zh_TW"/>
+        </w:rPr>
+        <w:t>），他們強調亞當應為原罪負責。</w:t>
+        <w:br/>
+      </w:r>
+      <w:r>
+        <w:rPr>
+          <w:lang w:val="zh_TW" w:bidi="zh_TW"/>
+        </w:rPr>
+        <w:t>保羅透過引用聖經本文來糾正他們的誤解，但他並不打算對女性在教會中的角色做出普遍性的陳述。他的目標是讓以弗所的假教師，包括參與其中的女性，保持沉默。</w:t>
+      </w:r>
+      <w:hyperlink r:id="rId14">
+        <w:r>
+          <w:rPr>
+            <w:lang w:val="zh_TW" w:bidi="zh_TW"/>
+          </w:rPr>
+          <w:rPr>
+            <w:color w:val="0000EE"/>
+            <w:u w:val="single"/>
+          </w:rPr>
+          <w:t>提摩太前書二章11至15節</w:t>
+        </w:r>
+      </w:hyperlink>
+      <w:r>
+        <w:rPr>
+          <w:lang w:val="zh_TW" w:bidi="zh_TW"/>
+        </w:rPr>
+        <w:t>涉及對那些假教師的責備，還特別剝奪了他們的特權。</w:t>
+      </w:r>
+    </w:p>
+    <w:p>
+      <w:pPr>
+        <w:pStyle w:val="ListNumber"/>
+        <w:spacing w:line="240" w:lineRule="auto"/>
+        <w:ind w:left="720"/>
+      </w:pPr>
+      <w:r>
+        <w:rPr>
+          <w:lang w:val="zh_TW" w:bidi="zh_TW"/>
+        </w:rPr>
+      </w:r>
+      <w:r>
+        <w:rPr>
+          <w:i/>
+          <w:lang w:val="zh_TW" w:bidi="zh_TW"/>
+        </w:rPr>
+        <w:t>文化詮釋。</w:t>
+      </w:r>
+      <w:r>
+        <w:rPr>
+          <w:lang w:val="zh_TW" w:bidi="zh_TW"/>
+        </w:rPr>
+        <w:t xml:space="preserve"> 保羅的論點不一定是針對以弗所的地方問題，而是以在一個強大的父權社會（男性擁有大部分的權力和權柄）背景下的設想。這個觀點集中於女性在公共場合應如何表現（了解自己的位置並尊重男性），以及詮釋</w:t>
+      </w:r>
+      <w:hyperlink r:id="rId29">
+        <w:r>
+          <w:rPr>
+            <w:lang w:val="zh_TW" w:bidi="zh_TW"/>
+          </w:rPr>
+          <w:rPr>
+            <w:color w:val="0000EE"/>
+            <w:u w:val="single"/>
+          </w:rPr>
+          <w:t>創世記二章7</w:t>
+        </w:r>
+      </w:hyperlink>
+      <w:r>
+        <w:rPr>
+          <w:lang w:val="zh_TW" w:bidi="zh_TW"/>
+        </w:rPr>
+        <w:t>、</w:t>
+      </w:r>
+      <w:hyperlink r:id="rId30">
+        <w:r>
+          <w:rPr>
+            <w:lang w:val="zh_TW" w:bidi="zh_TW"/>
+          </w:rPr>
+          <w:rPr>
+            <w:color w:val="0000EE"/>
+            <w:u w:val="single"/>
+          </w:rPr>
+          <w:t>22節</w:t>
+        </w:r>
+      </w:hyperlink>
+      <w:r>
+        <w:rPr>
+          <w:lang w:val="zh_TW" w:bidi="zh_TW"/>
+        </w:rPr>
+        <w:t>。根據這種觀點，基督徒在傳揚關於耶穌的好消息時，應盡可能尊重文化規範（</w:t>
+      </w:r>
+      <w:hyperlink r:id="rId31">
+        <w:r>
+          <w:rPr>
+            <w:lang w:val="zh_TW" w:bidi="zh_TW"/>
+          </w:rPr>
+          <w:rPr>
+            <w:color w:val="0000EE"/>
+            <w:u w:val="single"/>
+          </w:rPr>
+          <w:t>林前9:19–23</w:t>
+        </w:r>
+      </w:hyperlink>
+      <w:r>
+        <w:rPr>
+          <w:lang w:val="zh_TW" w:bidi="zh_TW"/>
+        </w:rPr>
+        <w:t>）。</w:t>
+        <w:br/>
+      </w:r>
+      <w:r>
+        <w:rPr>
+          <w:lang w:val="zh_TW" w:bidi="zh_TW"/>
+        </w:rPr>
+        <w:t>此外，當時社會中的大多數女性所接受的教育有限。與當今許多社會不同，保羅時代的女性通常接受較少的教育。由於他們文化中的男性主導結構，女性通常不具備成為教師和領導者的資格。</w:t>
+        <w:br/>
+      </w:r>
+      <w:hyperlink r:id="rId14">
+        <w:r>
+          <w:rPr>
+            <w:lang w:val="zh_TW" w:bidi="zh_TW"/>
+          </w:rPr>
+          <w:rPr>
+            <w:color w:val="0000EE"/>
+            <w:u w:val="single"/>
+          </w:rPr>
+          <w:t>提摩太前書二章11至15節</w:t>
+        </w:r>
+      </w:hyperlink>
+      <w:r>
+        <w:rPr>
+          <w:lang w:val="zh_TW" w:bidi="zh_TW"/>
+        </w:rPr>
+        <w:t>反映了應由具備適當資格的人來領導和教導的理念。然而，在保羅的著作和早期教會中，有女性參與各種事工角色的例子（例如，</w:t>
+      </w:r>
+      <w:hyperlink r:id="rId32">
+        <w:r>
+          <w:rPr>
+            <w:lang w:val="zh_TW" w:bidi="zh_TW"/>
+          </w:rPr>
+          <w:rPr>
+            <w:color w:val="0000EE"/>
+            <w:u w:val="single"/>
+          </w:rPr>
+          <w:t>徒18:26</w:t>
+        </w:r>
+      </w:hyperlink>
+      <w:r>
+        <w:rPr>
+          <w:lang w:val="zh_TW" w:bidi="zh_TW"/>
+        </w:rPr>
+        <w:t>；</w:t>
+      </w:r>
+      <w:hyperlink r:id="rId33">
+        <w:r>
+          <w:rPr>
+            <w:lang w:val="zh_TW" w:bidi="zh_TW"/>
+          </w:rPr>
+          <w:rPr>
+            <w:color w:val="0000EE"/>
+            <w:u w:val="single"/>
+          </w:rPr>
+          <w:t>羅16:1–7</w:t>
+        </w:r>
+      </w:hyperlink>
+      <w:r>
+        <w:rPr>
+          <w:lang w:val="zh_TW" w:bidi="zh_TW"/>
+        </w:rPr>
+        <w:t>；</w:t>
+      </w:r>
+      <w:hyperlink r:id="rId34">
+        <w:r>
+          <w:rPr>
+            <w:lang w:val="zh_TW" w:bidi="zh_TW"/>
+          </w:rPr>
+          <w:rPr>
+            <w:color w:val="0000EE"/>
+            <w:u w:val="single"/>
+          </w:rPr>
+          <w:t>林前11:5</w:t>
+        </w:r>
+      </w:hyperlink>
+      <w:r>
+        <w:rPr>
+          <w:lang w:val="zh_TW" w:bidi="zh_TW"/>
+        </w:rPr>
+        <w:t>）。這引發了關於保羅對教會中女性的言論是否適用於所有時代和地區的問題。</w:t>
       </w:r>
     </w:p>
     <w:p>
@@ -269,7 +796,25 @@
         <w:rPr>
           <w:lang w:val="zh_TW" w:bidi="zh_TW"/>
         </w:rPr>
-        <w:t>這有兩個原因。首先，羅馬世界的奴隸制度，與現代西方世界所熟悉的奴隸制度不同。它不是基於種族，而且很少是終身的。大多數奴隸預計在三十歲前獲得自由。有些人甚至為了提高社會地位，而自願賣身為奴。有些奴隸受過良好教育，在家庭和社會中擔任重要角色。許多奴隸與主人保持友好關係。在羅馬世界，像腓利門這樣的基督徒，不會因為擁有奴隸而感到愧疚。</w:t>
+        <w:t>基督徒持續討論這些複雜的問題。許多現代基督徒持有一種稱為「互補主義」（complementarianism）的觀點（即相信男性和女性在婚姻、家庭生活和教會領導中有不同但互補的角色和責任）。另一些人則持有「平等主義」（egalitarian）的觀點（即相信男性和女性在教會中應該擁有平等的角色和責任）。所有基督徒都同意，作為神所愛的兒女，男性和女性是平等的（見</w:t>
+      </w:r>
+      <w:hyperlink r:id="rId35">
+        <w:r>
+          <w:rPr>
+            <w:lang w:val="zh_TW" w:bidi="zh_TW"/>
+          </w:rPr>
+          <w:rPr>
+            <w:color w:val="0000EE"/>
+            <w:u w:val="single"/>
+          </w:rPr>
+          <w:t>加3:26–28</w:t>
+        </w:r>
+      </w:hyperlink>
+      <w:r>
+        <w:rPr>
+          <w:lang w:val="zh_TW" w:bidi="zh_TW"/>
+        </w:rPr>
+        <w:t>）。</w:t>
       </w:r>
     </w:p>
     <w:p>
@@ -281,33 +826,10 @@
       </w:r>
       <w:r>
         <w:rPr>
-          <w:lang w:val="zh_TW" w:bidi="zh_TW"/>
-        </w:rPr>
-        <w:t>其次，保羅沒有反對奴隸制度，因為他的使命不是改變社會結構，而是建立教會。他希望人們能夠歸信，並在屬靈上轉化。</w:t>
-      </w:r>
-      <w:r>
-        <w:rPr>
-          <w:lang w:val="zh_TW" w:bidi="zh_TW"/>
-        </w:rPr>
-        <w:t>對保羅來說，基督徒是否為奴並不是關鍵，就如同其它外在條件那樣並不重要</w:t>
-      </w:r>
-      <w:r>
-        <w:rPr>
-          <w:lang w:val="zh_TW" w:bidi="zh_TW"/>
-        </w:rPr>
-        <w:t>。關鍵在於無論生活處境如何，都要事奉耶穌基督。換句話說，保羅更關注基督徒的生活和見證，而非</w:t>
-      </w:r>
-      <w:r>
-        <w:rPr>
-          <w:lang w:val="zh_TW" w:bidi="zh_TW"/>
-        </w:rPr>
-        <w:t>身體上的</w:t>
-      </w:r>
-      <w:r>
-        <w:rPr>
-          <w:lang w:val="zh_TW" w:bidi="zh_TW"/>
-        </w:rPr>
-        <w:t>自由。</w:t>
+          <w:u w:val="single"/>
+          <w:lang w:val="zh_TW" w:bidi="zh_TW"/>
+        </w:rPr>
+        <w:t>進深研究的經文段落</w:t>
       </w:r>
     </w:p>
     <w:p>
@@ -317,23 +839,113 @@
           <w:lang w:val="zh_TW" w:bidi="zh_TW"/>
         </w:rPr>
       </w:r>
-      <w:r>
-        <w:rPr>
-          <w:lang w:val="zh_TW" w:bidi="zh_TW"/>
-        </w:rPr>
-        <w:t>即使是奴隸，也可以將他們的</w:t>
-      </w:r>
-      <w:r>
-        <w:rPr>
-          <w:lang w:val="zh_TW" w:bidi="zh_TW"/>
-        </w:rPr>
-        <w:t>工作</w:t>
-      </w:r>
-      <w:r>
-        <w:rPr>
-          <w:lang w:val="zh_TW" w:bidi="zh_TW"/>
-        </w:rPr>
-        <w:t>視為對神的敬拜（</w:t>
+      <w:hyperlink r:id="rId16">
+        <w:r>
+          <w:rPr>
+            <w:lang w:val="zh_TW" w:bidi="zh_TW"/>
+          </w:rPr>
+          <w:rPr>
+            <w:color w:val="0000EE"/>
+            <w:u w:val="single"/>
+          </w:rPr>
+          <w:t>創2:23–24</w:t>
+        </w:r>
+      </w:hyperlink>
+      <w:r>
+        <w:rPr>
+          <w:lang w:val="zh_TW" w:bidi="zh_TW"/>
+        </w:rPr>
+        <w:t>；</w:t>
+      </w:r>
+      <w:hyperlink r:id="rId32">
+        <w:r>
+          <w:rPr>
+            <w:lang w:val="zh_TW" w:bidi="zh_TW"/>
+          </w:rPr>
+          <w:rPr>
+            <w:color w:val="0000EE"/>
+            <w:u w:val="single"/>
+          </w:rPr>
+          <w:t>徒18:26</w:t>
+        </w:r>
+      </w:hyperlink>
+      <w:r>
+        <w:rPr>
+          <w:lang w:val="zh_TW" w:bidi="zh_TW"/>
+        </w:rPr>
+        <w:t>；</w:t>
+      </w:r>
+      <w:hyperlink r:id="rId33">
+        <w:r>
+          <w:rPr>
+            <w:lang w:val="zh_TW" w:bidi="zh_TW"/>
+          </w:rPr>
+          <w:rPr>
+            <w:color w:val="0000EE"/>
+            <w:u w:val="single"/>
+          </w:rPr>
+          <w:t>羅16:1–7</w:t>
+        </w:r>
+      </w:hyperlink>
+      <w:r>
+        <w:rPr>
+          <w:lang w:val="zh_TW" w:bidi="zh_TW"/>
+        </w:rPr>
+        <w:t>；</w:t>
+      </w:r>
+      <w:hyperlink r:id="rId20">
+        <w:r>
+          <w:rPr>
+            <w:lang w:val="zh_TW" w:bidi="zh_TW"/>
+          </w:rPr>
+          <w:rPr>
+            <w:color w:val="0000EE"/>
+            <w:u w:val="single"/>
+          </w:rPr>
+          <w:t>林前11:2–16</w:t>
+        </w:r>
+      </w:hyperlink>
+      <w:r>
+        <w:rPr>
+          <w:lang w:val="zh_TW" w:bidi="zh_TW"/>
+        </w:rPr>
+        <w:t>；</w:t>
+      </w:r>
+      <w:hyperlink r:id="rId21">
+        <w:r>
+          <w:rPr>
+            <w:lang w:val="zh_TW" w:bidi="zh_TW"/>
+          </w:rPr>
+          <w:rPr>
+            <w:color w:val="0000EE"/>
+            <w:u w:val="single"/>
+          </w:rPr>
+          <w:t>林前14:34–35</w:t>
+        </w:r>
+      </w:hyperlink>
+      <w:r>
+        <w:rPr>
+          <w:lang w:val="zh_TW" w:bidi="zh_TW"/>
+        </w:rPr>
+        <w:t>；</w:t>
+      </w:r>
+      <w:hyperlink r:id="rId13">
+        <w:r>
+          <w:rPr>
+            <w:lang w:val="zh_TW" w:bidi="zh_TW"/>
+          </w:rPr>
+          <w:rPr>
+            <w:color w:val="0000EE"/>
+            <w:u w:val="single"/>
+          </w:rPr>
+          <w:t>加3:28</w:t>
+        </w:r>
+      </w:hyperlink>
+      <w:r>
+        <w:rPr>
+          <w:lang w:val="zh_TW" w:bidi="zh_TW"/>
+        </w:rPr>
+        <w:t>；</w:t>
       </w:r>
       <w:hyperlink r:id="rId14">
         <w:r>
@@ -344,272 +956,7 @@
             <w:color w:val="0000EE"/>
             <w:u w:val="single"/>
           </w:rPr>
-          <w:t>弗6:5–8</w:t>
-        </w:r>
-      </w:hyperlink>
-      <w:r>
-        <w:rPr>
-          <w:lang w:val="zh_TW" w:bidi="zh_TW"/>
-        </w:rPr>
-        <w:t>；</w:t>
-      </w:r>
-      <w:hyperlink r:id="rId15">
-        <w:r>
-          <w:rPr>
-            <w:lang w:val="zh_TW" w:bidi="zh_TW"/>
-          </w:rPr>
-          <w:rPr>
-            <w:color w:val="0000EE"/>
-            <w:u w:val="single"/>
-          </w:rPr>
-          <w:t>西3:22–24</w:t>
-        </w:r>
-      </w:hyperlink>
-      <w:r>
-        <w:rPr>
-          <w:lang w:val="zh_TW" w:bidi="zh_TW"/>
-        </w:rPr>
-        <w:t>；參</w:t>
-      </w:r>
-      <w:hyperlink r:id="rId16">
-        <w:r>
-          <w:rPr>
-            <w:lang w:val="zh_TW" w:bidi="zh_TW"/>
-          </w:rPr>
-          <w:rPr>
-            <w:color w:val="0000EE"/>
-            <w:u w:val="single"/>
-          </w:rPr>
-          <w:t>提前6:1–2</w:t>
-        </w:r>
-      </w:hyperlink>
-      <w:r>
-        <w:rPr>
-          <w:lang w:val="zh_TW" w:bidi="zh_TW"/>
-        </w:rPr>
-        <w:t>）。</w:t>
-      </w:r>
-      <w:r>
-        <w:rPr>
-          <w:lang w:val="zh_TW" w:bidi="zh_TW"/>
-        </w:rPr>
-        <w:t>當保羅對基督徒奴隸說話時，他鼓勵他們將自己的處境，視為可以事奉基督的呼召。基督是他們真正的主人，在祂裡面，他們才能獲得</w:t>
-      </w:r>
-      <w:r>
-        <w:rPr>
-          <w:lang w:val="zh_TW" w:bidi="zh_TW"/>
-        </w:rPr>
-        <w:t>真正的</w:t>
-      </w:r>
-      <w:r>
-        <w:rPr>
-          <w:lang w:val="zh_TW" w:bidi="zh_TW"/>
-        </w:rPr>
-        <w:t>自由</w:t>
-      </w:r>
-      <w:r>
-        <w:rPr>
-          <w:lang w:val="zh_TW" w:bidi="zh_TW"/>
-        </w:rPr>
-        <w:t>（</w:t>
-      </w:r>
-      <w:hyperlink r:id="rId17">
-        <w:r>
-          <w:rPr>
-            <w:lang w:val="zh_TW" w:bidi="zh_TW"/>
-          </w:rPr>
-          <w:rPr>
-            <w:color w:val="0000EE"/>
-            <w:u w:val="single"/>
-          </w:rPr>
-          <w:t>林前7:20–24</w:t>
-        </w:r>
-      </w:hyperlink>
-      <w:r>
-        <w:rPr>
-          <w:lang w:val="zh_TW" w:bidi="zh_TW"/>
-        </w:rPr>
-        <w:t>）。</w:t>
-      </w:r>
-    </w:p>
-    <w:p>
-      <w:pPr/>
-      <w:r>
-        <w:rPr>
-          <w:lang w:val="zh_TW" w:bidi="zh_TW"/>
-        </w:rPr>
-      </w:r>
-      <w:r>
-        <w:rPr>
-          <w:lang w:val="zh_TW" w:bidi="zh_TW"/>
-        </w:rPr>
-        <w:t>所有基督徒，無論是奴隸還是自由的人，都已從最大的奴役——罪的奴役中獲得釋放。</w:t>
-      </w:r>
-      <w:r>
-        <w:rPr>
-          <w:lang w:val="zh_TW" w:bidi="zh_TW"/>
-        </w:rPr>
-        <w:t>他們如今可以過真正自由的生活，就是成為神與義的奴僕（</w:t>
-      </w:r>
-      <w:hyperlink r:id="rId18">
-        <w:r>
-          <w:rPr>
-            <w:lang w:val="zh_TW" w:bidi="zh_TW"/>
-          </w:rPr>
-          <w:rPr>
-            <w:color w:val="0000EE"/>
-            <w:u w:val="single"/>
-          </w:rPr>
-          <w:t>羅6:6–22</w:t>
-        </w:r>
-      </w:hyperlink>
-      <w:r>
-        <w:rPr>
-          <w:lang w:val="zh_TW" w:bidi="zh_TW"/>
-        </w:rPr>
-        <w:t>）。對保羅而言，這是唯一真正重要的奴役與自由。</w:t>
-      </w:r>
-    </w:p>
-    <w:p>
-      <w:pPr/>
-      <w:r>
-        <w:rPr>
-          <w:lang w:val="zh_TW" w:bidi="zh_TW"/>
-        </w:rPr>
-      </w:r>
-      <w:r>
-        <w:rPr>
-          <w:u w:val="single"/>
-          <w:lang w:val="zh_TW" w:bidi="zh_TW"/>
-        </w:rPr>
-        <w:t>進深研究的經文段落</w:t>
-      </w:r>
-    </w:p>
-    <w:p>
-      <w:pPr/>
-      <w:r>
-        <w:rPr>
-          <w:lang w:val="zh_TW" w:bidi="zh_TW"/>
-        </w:rPr>
-      </w:r>
-      <w:hyperlink r:id="rId18">
-        <w:r>
-          <w:rPr>
-            <w:lang w:val="zh_TW" w:bidi="zh_TW"/>
-          </w:rPr>
-          <w:rPr>
-            <w:color w:val="0000EE"/>
-            <w:u w:val="single"/>
-          </w:rPr>
-          <w:t>羅6:6–22</w:t>
-        </w:r>
-      </w:hyperlink>
-      <w:r>
-        <w:rPr>
-          <w:lang w:val="zh_TW" w:bidi="zh_TW"/>
-        </w:rPr>
-        <w:t>；</w:t>
-      </w:r>
-      <w:hyperlink r:id="rId17">
-        <w:r>
-          <w:rPr>
-            <w:lang w:val="zh_TW" w:bidi="zh_TW"/>
-          </w:rPr>
-          <w:rPr>
-            <w:color w:val="0000EE"/>
-            <w:u w:val="single"/>
-          </w:rPr>
-          <w:t>林前7:20–24</w:t>
-        </w:r>
-      </w:hyperlink>
-      <w:r>
-        <w:rPr>
-          <w:lang w:val="zh_TW" w:bidi="zh_TW"/>
-        </w:rPr>
-        <w:t>；</w:t>
-      </w:r>
-      <w:hyperlink r:id="rId19">
-        <w:r>
-          <w:rPr>
-            <w:lang w:val="zh_TW" w:bidi="zh_TW"/>
-          </w:rPr>
-          <w:rPr>
-            <w:color w:val="0000EE"/>
-            <w:u w:val="single"/>
-          </w:rPr>
-          <w:t>9:19</w:t>
-        </w:r>
-      </w:hyperlink>
-      <w:r>
-        <w:rPr>
-          <w:lang w:val="zh_TW" w:bidi="zh_TW"/>
-        </w:rPr>
-        <w:t>；</w:t>
-      </w:r>
-      <w:hyperlink r:id="rId14">
-        <w:r>
-          <w:rPr>
-            <w:lang w:val="zh_TW" w:bidi="zh_TW"/>
-          </w:rPr>
-          <w:rPr>
-            <w:color w:val="0000EE"/>
-            <w:u w:val="single"/>
-          </w:rPr>
-          <w:t>弗6:5–8</w:t>
-        </w:r>
-      </w:hyperlink>
-      <w:r>
-        <w:rPr>
-          <w:lang w:val="zh_TW" w:bidi="zh_TW"/>
-        </w:rPr>
-        <w:t>；</w:t>
-      </w:r>
-      <w:hyperlink r:id="rId15">
-        <w:r>
-          <w:rPr>
-            <w:lang w:val="zh_TW" w:bidi="zh_TW"/>
-          </w:rPr>
-          <w:rPr>
-            <w:color w:val="0000EE"/>
-            <w:u w:val="single"/>
-          </w:rPr>
-          <w:t>西3:22–24</w:t>
-        </w:r>
-      </w:hyperlink>
-      <w:r>
-        <w:rPr>
-          <w:lang w:val="zh_TW" w:bidi="zh_TW"/>
-        </w:rPr>
-        <w:t>；</w:t>
-      </w:r>
-      <w:hyperlink r:id="rId16">
-        <w:r>
-          <w:rPr>
-            <w:lang w:val="zh_TW" w:bidi="zh_TW"/>
-          </w:rPr>
-          <w:rPr>
-            <w:color w:val="0000EE"/>
-            <w:u w:val="single"/>
-          </w:rPr>
-          <w:t>提前6:1–2</w:t>
-        </w:r>
-      </w:hyperlink>
-      <w:r>
-        <w:rPr>
-          <w:lang w:val="zh_TW" w:bidi="zh_TW"/>
-        </w:rPr>
-        <w:t>；</w:t>
-      </w:r>
-      <w:hyperlink r:id="rId20">
-        <w:r>
-          <w:rPr>
-            <w:lang w:val="zh_TW" w:bidi="zh_TW"/>
-          </w:rPr>
-          <w:rPr>
-            <w:color w:val="0000EE"/>
-            <w:u w:val="single"/>
-          </w:rPr>
-          <w:t>門1:8–21</w:t>
+          <w:t>提前2:11–15</w:t>
         </w:r>
       </w:hyperlink>
       <w:r>
@@ -2512,6 +2859,12 @@
   </w:num>
   <w:num w:numId="13" w16cid:durableId="592781308">
     <w:abstractNumId w:val="11"/>
+  </w:num>
+  <w:num w:numId="14">
+    <w:abstractNumId w:val="3"/>
+    <w:lvlOverride w:ilvl="0">
+      <w:startOverride w:val="1"/>
+    </w:lvlOverride>
   </w:num>
   <w:numIdMacAtCleanup w:val="10"/>
 </w:numbering>

--- a/zht/docx/060.content.docx
+++ b/zht/docx/060.content.docx
@@ -19,7 +19,7 @@
         <w:rPr>
           <w:lang w:val="zh_TW" w:bidi="zh_TW"/>
         </w:rPr>
-        <w:t>Resource: Tyndale Open Study Notes</w:t>
+        <w:t>Resource: Aquifer Open Study Notes (Themes)</w:t>
       </w:r>
       <w:r>
         <w:rPr>
@@ -112,7 +112,7 @@
         <w:rPr>
           <w:lang w:val="zh_TW" w:bidi="zh_TW"/>
         </w:rPr>
-        <w:t>Tyndale Open Study Notes</w:t>
+        <w:t>Aquifer Open Study Notes (Themes)</w:t>
       </w:r>
     </w:p>
     <w:p>

--- a/zht/docx/060.content.docx
+++ b/zht/docx/060.content.docx
@@ -262,144 +262,96 @@
         </w:rPr>
         <w:t xml:space="preserve"> </w:t>
       </w:r>
-      <w:hyperlink r:id="rId13">
-        <w:r>
-          <w:rPr>
-            <w:lang w:val="zh_TW" w:bidi="zh_TW"/>
-          </w:rPr>
-          <w:rPr>
-            <w:color w:val="0000EE"/>
-            <w:u w:val="single"/>
-          </w:rPr>
-          <w:t>加拉太書三章28節</w:t>
-        </w:r>
-      </w:hyperlink>
+      <w:r>
+        <w:rPr>
+          <w:lang w:val="zh_TW" w:bidi="zh_TW"/>
+        </w:rPr>
+        <w:t>加拉太書三章28節</w:t>
+      </w:r>
       <w:r>
         <w:rPr>
           <w:lang w:val="zh_TW" w:bidi="zh_TW"/>
         </w:rPr>
         <w:t>（「並不分……或男或女」）並不否認神所創造的性別差異和角色。即使</w:t>
       </w:r>
-      <w:hyperlink r:id="rId13">
-        <w:r>
-          <w:rPr>
-            <w:lang w:val="zh_TW" w:bidi="zh_TW"/>
-          </w:rPr>
-          <w:rPr>
-            <w:color w:val="0000EE"/>
-            <w:u w:val="single"/>
-          </w:rPr>
-          <w:t>加拉太書三章28節</w:t>
-        </w:r>
-      </w:hyperlink>
+      <w:r>
+        <w:rPr>
+          <w:lang w:val="zh_TW" w:bidi="zh_TW"/>
+        </w:rPr>
+        <w:t>加拉太書三章28節</w:t>
+      </w:r>
       <w:r>
         <w:rPr>
           <w:lang w:val="zh_TW" w:bidi="zh_TW"/>
         </w:rPr>
         <w:t>顯示了神永恆國度中的平等理想，只要這個世界存在，性別角色應遵循</w:t>
       </w:r>
-      <w:hyperlink r:id="rId14">
-        <w:r>
-          <w:rPr>
-            <w:lang w:val="zh_TW" w:bidi="zh_TW"/>
-          </w:rPr>
-          <w:rPr>
-            <w:color w:val="0000EE"/>
-            <w:u w:val="single"/>
-          </w:rPr>
-          <w:t>提摩太前書二章11至15節</w:t>
-        </w:r>
-      </w:hyperlink>
+      <w:r>
+        <w:rPr>
+          <w:lang w:val="zh_TW" w:bidi="zh_TW"/>
+        </w:rPr>
+        <w:t>提摩太前書二章11至15節</w:t>
+      </w:r>
       <w:r>
         <w:rPr>
           <w:lang w:val="zh_TW" w:bidi="zh_TW"/>
         </w:rPr>
         <w:t>中的指引。用以下兩處經文來比較，</w:t>
       </w:r>
-      <w:hyperlink r:id="rId15">
-        <w:r>
-          <w:rPr>
-            <w:lang w:val="zh_TW" w:bidi="zh_TW"/>
-          </w:rPr>
-          <w:rPr>
-            <w:color w:val="0000EE"/>
-            <w:u w:val="single"/>
-          </w:rPr>
-          <w:t>馬太福音二十二章30節</w:t>
-        </w:r>
-      </w:hyperlink>
+      <w:r>
+        <w:rPr>
+          <w:lang w:val="zh_TW" w:bidi="zh_TW"/>
+        </w:rPr>
+        <w:t>馬太福音二十二章30節</w:t>
+      </w:r>
       <w:r>
         <w:rPr>
           <w:lang w:val="zh_TW" w:bidi="zh_TW"/>
         </w:rPr>
         <w:t>談論新創造中的婚姻，與</w:t>
       </w:r>
-      <w:hyperlink r:id="rId16">
-        <w:r>
-          <w:rPr>
-            <w:lang w:val="zh_TW" w:bidi="zh_TW"/>
-          </w:rPr>
-          <w:rPr>
-            <w:color w:val="0000EE"/>
-            <w:u w:val="single"/>
-          </w:rPr>
-          <w:t>創世記二章23至24節</w:t>
-        </w:r>
-      </w:hyperlink>
+      <w:r>
+        <w:rPr>
+          <w:lang w:val="zh_TW" w:bidi="zh_TW"/>
+        </w:rPr>
+        <w:t>創世記二章23至24節</w:t>
+      </w:r>
       <w:r>
         <w:rPr>
           <w:lang w:val="zh_TW" w:bidi="zh_TW"/>
         </w:rPr>
         <w:t>中描述的現今婚姻結構不同。現今結構以一種特殊且有限的方式應用於我們當前的生活（見</w:t>
       </w:r>
-      <w:hyperlink r:id="rId17">
-        <w:r>
-          <w:rPr>
-            <w:lang w:val="zh_TW" w:bidi="zh_TW"/>
-          </w:rPr>
-          <w:rPr>
-            <w:color w:val="0000EE"/>
-            <w:u w:val="single"/>
-          </w:rPr>
-          <w:t>提前4:3–5</w:t>
-        </w:r>
-      </w:hyperlink>
+      <w:r>
+        <w:rPr>
+          <w:lang w:val="zh_TW" w:bidi="zh_TW"/>
+        </w:rPr>
+        <w:t>提前4:3–5</w:t>
+      </w:r>
       <w:r>
         <w:rPr>
           <w:lang w:val="zh_TW" w:bidi="zh_TW"/>
         </w:rPr>
         <w:t>；</w:t>
       </w:r>
-      <w:hyperlink r:id="rId18">
-        <w:r>
-          <w:rPr>
-            <w:lang w:val="zh_TW" w:bidi="zh_TW"/>
-          </w:rPr>
-          <w:rPr>
-            <w:color w:val="0000EE"/>
-            <w:u w:val="single"/>
-          </w:rPr>
-          <w:t>太19:11–12</w:t>
-        </w:r>
-      </w:hyperlink>
+      <w:r>
+        <w:rPr>
+          <w:lang w:val="zh_TW" w:bidi="zh_TW"/>
+        </w:rPr>
+        <w:t>太19:11–12</w:t>
+      </w:r>
       <w:r>
         <w:rPr>
           <w:lang w:val="zh_TW" w:bidi="zh_TW"/>
         </w:rPr>
         <w:t>；</w:t>
       </w:r>
-      <w:hyperlink r:id="rId19">
-        <w:r>
-          <w:rPr>
-            <w:lang w:val="zh_TW" w:bidi="zh_TW"/>
-          </w:rPr>
-          <w:rPr>
-            <w:color w:val="0000EE"/>
-            <w:u w:val="single"/>
-          </w:rPr>
-          <w:t>林前7:29–35</w:t>
-        </w:r>
-      </w:hyperlink>
+      <w:r>
+        <w:rPr>
+          <w:lang w:val="zh_TW" w:bidi="zh_TW"/>
+        </w:rPr>
+        <w:t>林前7:29–35</w:t>
+      </w:r>
       <w:r>
         <w:rPr>
           <w:lang w:val="zh_TW" w:bidi="zh_TW"/>
@@ -413,36 +365,24 @@
         </w:rPr>
         <w:t>根據這種觀點，基督教女性無論在哪裡都必須了解她們在神創造秩序中的角色。她們不應在教會中教導或對男性行使權柄（另見</w:t>
       </w:r>
-      <w:hyperlink r:id="rId20">
-        <w:r>
-          <w:rPr>
-            <w:lang w:val="zh_TW" w:bidi="zh_TW"/>
-          </w:rPr>
-          <w:rPr>
-            <w:color w:val="0000EE"/>
-            <w:u w:val="single"/>
-          </w:rPr>
-          <w:t>林前11:2–16</w:t>
-        </w:r>
-      </w:hyperlink>
+      <w:r>
+        <w:rPr>
+          <w:lang w:val="zh_TW" w:bidi="zh_TW"/>
+        </w:rPr>
+        <w:t>林前11:2–16</w:t>
+      </w:r>
       <w:r>
         <w:rPr>
           <w:lang w:val="zh_TW" w:bidi="zh_TW"/>
         </w:rPr>
         <w:t>；</w:t>
       </w:r>
-      <w:hyperlink r:id="rId21">
-        <w:r>
-          <w:rPr>
-            <w:lang w:val="zh_TW" w:bidi="zh_TW"/>
-          </w:rPr>
-          <w:rPr>
-            <w:color w:val="0000EE"/>
-            <w:u w:val="single"/>
-          </w:rPr>
-          <w:t>14:34–35</w:t>
-        </w:r>
-      </w:hyperlink>
+      <w:r>
+        <w:rPr>
+          <w:lang w:val="zh_TW" w:bidi="zh_TW"/>
+        </w:rPr>
+        <w:t>14:34–35</w:t>
+      </w:r>
       <w:r>
         <w:rPr>
           <w:lang w:val="zh_TW" w:bidi="zh_TW"/>
@@ -474,126 +414,84 @@
         </w:rPr>
         <w:t xml:space="preserve"> 保羅針對以弗所教會中因錯誤教導引起的特定問題進行了闡述（見</w:t>
       </w:r>
-      <w:hyperlink r:id="rId22">
-        <w:r>
-          <w:rPr>
-            <w:lang w:val="zh_TW" w:bidi="zh_TW"/>
-          </w:rPr>
-          <w:rPr>
-            <w:color w:val="0000EE"/>
-            <w:u w:val="single"/>
-          </w:rPr>
-          <w:t>提前1:18–20</w:t>
-        </w:r>
-      </w:hyperlink>
+      <w:r>
+        <w:rPr>
+          <w:lang w:val="zh_TW" w:bidi="zh_TW"/>
+        </w:rPr>
+        <w:t>提前1:18–20</w:t>
+      </w:r>
       <w:r>
         <w:rPr>
           <w:lang w:val="zh_TW" w:bidi="zh_TW"/>
         </w:rPr>
         <w:t>，</w:t>
       </w:r>
-      <w:hyperlink r:id="rId23">
-        <w:r>
-          <w:rPr>
-            <w:lang w:val="zh_TW" w:bidi="zh_TW"/>
-          </w:rPr>
-          <w:rPr>
-            <w:color w:val="0000EE"/>
-            <w:u w:val="single"/>
-          </w:rPr>
-          <w:t>4:1–5</w:t>
-        </w:r>
-      </w:hyperlink>
+      <w:r>
+        <w:rPr>
+          <w:lang w:val="zh_TW" w:bidi="zh_TW"/>
+        </w:rPr>
+        <w:t>4:1–5</w:t>
+      </w:r>
       <w:r>
         <w:rPr>
           <w:lang w:val="zh_TW" w:bidi="zh_TW"/>
         </w:rPr>
         <w:t>；比較</w:t>
       </w:r>
-      <w:hyperlink r:id="rId24">
-        <w:r>
-          <w:rPr>
-            <w:lang w:val="zh_TW" w:bidi="zh_TW"/>
-          </w:rPr>
-          <w:rPr>
-            <w:color w:val="0000EE"/>
-            <w:u w:val="single"/>
-          </w:rPr>
-          <w:t>提後3:6–9</w:t>
-        </w:r>
-      </w:hyperlink>
+      <w:r>
+        <w:rPr>
+          <w:lang w:val="zh_TW" w:bidi="zh_TW"/>
+        </w:rPr>
+        <w:t>提後3:6–9</w:t>
+      </w:r>
       <w:r>
         <w:rPr>
           <w:lang w:val="zh_TW" w:bidi="zh_TW"/>
         </w:rPr>
         <w:t>）。證據顯示這種教導正在破壞家庭關係（見</w:t>
       </w:r>
-      <w:hyperlink r:id="rId25">
-        <w:r>
-          <w:rPr>
-            <w:lang w:val="zh_TW" w:bidi="zh_TW"/>
-          </w:rPr>
-          <w:rPr>
-            <w:color w:val="0000EE"/>
-            <w:u w:val="single"/>
-          </w:rPr>
-          <w:t>提前4:3</w:t>
-        </w:r>
-      </w:hyperlink>
+      <w:r>
+        <w:rPr>
+          <w:lang w:val="zh_TW" w:bidi="zh_TW"/>
+        </w:rPr>
+        <w:t>提前4:3</w:t>
+      </w:r>
       <w:r>
         <w:rPr>
           <w:lang w:val="zh_TW" w:bidi="zh_TW"/>
         </w:rPr>
         <w:t>；</w:t>
       </w:r>
-      <w:hyperlink r:id="rId26">
-        <w:r>
-          <w:rPr>
-            <w:lang w:val="zh_TW" w:bidi="zh_TW"/>
-          </w:rPr>
-          <w:rPr>
-            <w:color w:val="0000EE"/>
-            <w:u w:val="single"/>
-          </w:rPr>
-          <w:t>多1:11</w:t>
-        </w:r>
-      </w:hyperlink>
+      <w:r>
+        <w:rPr>
+          <w:lang w:val="zh_TW" w:bidi="zh_TW"/>
+        </w:rPr>
+        <w:t>多1:11</w:t>
+      </w:r>
       <w:r>
         <w:rPr>
           <w:lang w:val="zh_TW" w:bidi="zh_TW"/>
         </w:rPr>
         <w:t>）。一些以弗所的婦女受到當地異端的影響，可能在她們的教導中誤用了</w:t>
       </w:r>
-      <w:hyperlink r:id="rId27">
-        <w:r>
-          <w:rPr>
-            <w:lang w:val="zh_TW" w:bidi="zh_TW"/>
-          </w:rPr>
-          <w:rPr>
-            <w:color w:val="0000EE"/>
-            <w:u w:val="single"/>
-          </w:rPr>
-          <w:t>創世記一至三章</w:t>
-        </w:r>
-      </w:hyperlink>
+      <w:r>
+        <w:rPr>
+          <w:lang w:val="zh_TW" w:bidi="zh_TW"/>
+        </w:rPr>
+        <w:t>創世記一至三章</w:t>
+      </w:r>
       <w:r>
         <w:rPr>
           <w:lang w:val="zh_TW" w:bidi="zh_TW"/>
         </w:rPr>
         <w:t>，她們可能聲稱女性將會主導末後的復活。一些以弗所信徒甚至認為復活已經發生（</w:t>
       </w:r>
-      <w:hyperlink r:id="rId28">
-        <w:r>
-          <w:rPr>
-            <w:lang w:val="zh_TW" w:bidi="zh_TW"/>
-          </w:rPr>
-          <w:rPr>
-            <w:color w:val="0000EE"/>
-            <w:u w:val="single"/>
-          </w:rPr>
-          <w:t>提後2:18</w:t>
-        </w:r>
-      </w:hyperlink>
+      <w:r>
+        <w:rPr>
+          <w:lang w:val="zh_TW" w:bidi="zh_TW"/>
+        </w:rPr>
+        <w:t>提後2:18</w:t>
+      </w:r>
       <w:r>
         <w:rPr>
           <w:lang w:val="zh_TW" w:bidi="zh_TW"/>
@@ -607,18 +505,12 @@
         </w:rPr>
         <w:t>保羅透過引用聖經本文來糾正他們的誤解，但他並不打算對女性在教會中的角色做出普遍性的陳述。他的目標是讓以弗所的假教師，包括參與其中的女性，保持沉默。</w:t>
       </w:r>
-      <w:hyperlink r:id="rId14">
-        <w:r>
-          <w:rPr>
-            <w:lang w:val="zh_TW" w:bidi="zh_TW"/>
-          </w:rPr>
-          <w:rPr>
-            <w:color w:val="0000EE"/>
-            <w:u w:val="single"/>
-          </w:rPr>
-          <w:t>提摩太前書二章11至15節</w:t>
-        </w:r>
-      </w:hyperlink>
+      <w:r>
+        <w:rPr>
+          <w:lang w:val="zh_TW" w:bidi="zh_TW"/>
+        </w:rPr>
+        <w:t>提摩太前書二章11至15節</w:t>
+      </w:r>
       <w:r>
         <w:rPr>
           <w:lang w:val="zh_TW" w:bidi="zh_TW"/>
@@ -650,54 +542,36 @@
         </w:rPr>
         <w:t xml:space="preserve"> 保羅的論點不一定是針對以弗所的地方問題，而是以在一個強大的父權社會（男性擁有大部分的權力和權柄）背景下的設想。這個觀點集中於女性在公共場合應如何表現（了解自己的位置並尊重男性），以及詮釋</w:t>
       </w:r>
-      <w:hyperlink r:id="rId29">
-        <w:r>
-          <w:rPr>
-            <w:lang w:val="zh_TW" w:bidi="zh_TW"/>
-          </w:rPr>
-          <w:rPr>
-            <w:color w:val="0000EE"/>
-            <w:u w:val="single"/>
-          </w:rPr>
-          <w:t>創世記二章7</w:t>
-        </w:r>
-      </w:hyperlink>
+      <w:r>
+        <w:rPr>
+          <w:lang w:val="zh_TW" w:bidi="zh_TW"/>
+        </w:rPr>
+        <w:t>創世記二章7</w:t>
+      </w:r>
       <w:r>
         <w:rPr>
           <w:lang w:val="zh_TW" w:bidi="zh_TW"/>
         </w:rPr>
         <w:t>、</w:t>
       </w:r>
-      <w:hyperlink r:id="rId30">
-        <w:r>
-          <w:rPr>
-            <w:lang w:val="zh_TW" w:bidi="zh_TW"/>
-          </w:rPr>
-          <w:rPr>
-            <w:color w:val="0000EE"/>
-            <w:u w:val="single"/>
-          </w:rPr>
-          <w:t>22節</w:t>
-        </w:r>
-      </w:hyperlink>
+      <w:r>
+        <w:rPr>
+          <w:lang w:val="zh_TW" w:bidi="zh_TW"/>
+        </w:rPr>
+        <w:t>22節</w:t>
+      </w:r>
       <w:r>
         <w:rPr>
           <w:lang w:val="zh_TW" w:bidi="zh_TW"/>
         </w:rPr>
         <w:t>。根據這種觀點，基督徒在傳揚關於耶穌的好消息時，應盡可能尊重文化規範（</w:t>
       </w:r>
-      <w:hyperlink r:id="rId31">
-        <w:r>
-          <w:rPr>
-            <w:lang w:val="zh_TW" w:bidi="zh_TW"/>
-          </w:rPr>
-          <w:rPr>
-            <w:color w:val="0000EE"/>
-            <w:u w:val="single"/>
-          </w:rPr>
-          <w:t>林前9:19–23</w:t>
-        </w:r>
-      </w:hyperlink>
+      <w:r>
+        <w:rPr>
+          <w:lang w:val="zh_TW" w:bidi="zh_TW"/>
+        </w:rPr>
+        <w:t>林前9:19–23</w:t>
+      </w:r>
       <w:r>
         <w:rPr>
           <w:lang w:val="zh_TW" w:bidi="zh_TW"/>
@@ -712,72 +586,48 @@
         <w:t>此外，當時社會中的大多數女性所接受的教育有限。與當今許多社會不同，保羅時代的女性通常接受較少的教育。由於他們文化中的男性主導結構，女性通常不具備成為教師和領導者的資格。</w:t>
         <w:br/>
       </w:r>
-      <w:hyperlink r:id="rId14">
-        <w:r>
-          <w:rPr>
-            <w:lang w:val="zh_TW" w:bidi="zh_TW"/>
-          </w:rPr>
-          <w:rPr>
-            <w:color w:val="0000EE"/>
-            <w:u w:val="single"/>
-          </w:rPr>
-          <w:t>提摩太前書二章11至15節</w:t>
-        </w:r>
-      </w:hyperlink>
+      <w:r>
+        <w:rPr>
+          <w:lang w:val="zh_TW" w:bidi="zh_TW"/>
+        </w:rPr>
+        <w:t>提摩太前書二章11至15節</w:t>
+      </w:r>
       <w:r>
         <w:rPr>
           <w:lang w:val="zh_TW" w:bidi="zh_TW"/>
         </w:rPr>
         <w:t>反映了應由具備適當資格的人來領導和教導的理念。然而，在保羅的著作和早期教會中，有女性參與各種事工角色的例子（例如，</w:t>
       </w:r>
-      <w:hyperlink r:id="rId32">
-        <w:r>
-          <w:rPr>
-            <w:lang w:val="zh_TW" w:bidi="zh_TW"/>
-          </w:rPr>
-          <w:rPr>
-            <w:color w:val="0000EE"/>
-            <w:u w:val="single"/>
-          </w:rPr>
-          <w:t>徒18:26</w:t>
-        </w:r>
-      </w:hyperlink>
+      <w:r>
+        <w:rPr>
+          <w:lang w:val="zh_TW" w:bidi="zh_TW"/>
+        </w:rPr>
+        <w:t>徒18:26</w:t>
+      </w:r>
       <w:r>
         <w:rPr>
           <w:lang w:val="zh_TW" w:bidi="zh_TW"/>
         </w:rPr>
         <w:t>；</w:t>
       </w:r>
-      <w:hyperlink r:id="rId33">
-        <w:r>
-          <w:rPr>
-            <w:lang w:val="zh_TW" w:bidi="zh_TW"/>
-          </w:rPr>
-          <w:rPr>
-            <w:color w:val="0000EE"/>
-            <w:u w:val="single"/>
-          </w:rPr>
-          <w:t>羅16:1–7</w:t>
-        </w:r>
-      </w:hyperlink>
+      <w:r>
+        <w:rPr>
+          <w:lang w:val="zh_TW" w:bidi="zh_TW"/>
+        </w:rPr>
+        <w:t>羅16:1–7</w:t>
+      </w:r>
       <w:r>
         <w:rPr>
           <w:lang w:val="zh_TW" w:bidi="zh_TW"/>
         </w:rPr>
         <w:t>；</w:t>
       </w:r>
-      <w:hyperlink r:id="rId34">
-        <w:r>
-          <w:rPr>
-            <w:lang w:val="zh_TW" w:bidi="zh_TW"/>
-          </w:rPr>
-          <w:rPr>
-            <w:color w:val="0000EE"/>
-            <w:u w:val="single"/>
-          </w:rPr>
-          <w:t>林前11:5</w:t>
-        </w:r>
-      </w:hyperlink>
+      <w:r>
+        <w:rPr>
+          <w:lang w:val="zh_TW" w:bidi="zh_TW"/>
+        </w:rPr>
+        <w:t>林前11:5</w:t>
+      </w:r>
       <w:r>
         <w:rPr>
           <w:lang w:val="zh_TW" w:bidi="zh_TW"/>
@@ -798,18 +648,12 @@
         </w:rPr>
         <w:t>基督徒持續討論這些複雜的問題。許多現代基督徒持有一種稱為「互補主義」（complementarianism）的觀點（即相信男性和女性在婚姻、家庭生活和教會領導中有不同但互補的角色和責任）。另一些人則持有「平等主義」（egalitarian）的觀點（即相信男性和女性在教會中應該擁有平等的角色和責任）。所有基督徒都同意，作為神所愛的兒女，男性和女性是平等的（見</w:t>
       </w:r>
-      <w:hyperlink r:id="rId35">
-        <w:r>
-          <w:rPr>
-            <w:lang w:val="zh_TW" w:bidi="zh_TW"/>
-          </w:rPr>
-          <w:rPr>
-            <w:color w:val="0000EE"/>
-            <w:u w:val="single"/>
-          </w:rPr>
-          <w:t>加3:26–28</w:t>
-        </w:r>
-      </w:hyperlink>
+      <w:r>
+        <w:rPr>
+          <w:lang w:val="zh_TW" w:bidi="zh_TW"/>
+        </w:rPr>
+        <w:t>加3:26–28</w:t>
+      </w:r>
       <w:r>
         <w:rPr>
           <w:lang w:val="zh_TW" w:bidi="zh_TW"/>
@@ -839,126 +683,84 @@
           <w:lang w:val="zh_TW" w:bidi="zh_TW"/>
         </w:rPr>
       </w:r>
-      <w:hyperlink r:id="rId16">
-        <w:r>
-          <w:rPr>
-            <w:lang w:val="zh_TW" w:bidi="zh_TW"/>
-          </w:rPr>
-          <w:rPr>
-            <w:color w:val="0000EE"/>
-            <w:u w:val="single"/>
-          </w:rPr>
-          <w:t>創2:23–24</w:t>
-        </w:r>
-      </w:hyperlink>
+      <w:r>
+        <w:rPr>
+          <w:lang w:val="zh_TW" w:bidi="zh_TW"/>
+        </w:rPr>
+        <w:t>創2:23–24</w:t>
+      </w:r>
       <w:r>
         <w:rPr>
           <w:lang w:val="zh_TW" w:bidi="zh_TW"/>
         </w:rPr>
         <w:t>；</w:t>
       </w:r>
-      <w:hyperlink r:id="rId32">
-        <w:r>
-          <w:rPr>
-            <w:lang w:val="zh_TW" w:bidi="zh_TW"/>
-          </w:rPr>
-          <w:rPr>
-            <w:color w:val="0000EE"/>
-            <w:u w:val="single"/>
-          </w:rPr>
-          <w:t>徒18:26</w:t>
-        </w:r>
-      </w:hyperlink>
+      <w:r>
+        <w:rPr>
+          <w:lang w:val="zh_TW" w:bidi="zh_TW"/>
+        </w:rPr>
+        <w:t>徒18:26</w:t>
+      </w:r>
       <w:r>
         <w:rPr>
           <w:lang w:val="zh_TW" w:bidi="zh_TW"/>
         </w:rPr>
         <w:t>；</w:t>
       </w:r>
-      <w:hyperlink r:id="rId33">
-        <w:r>
-          <w:rPr>
-            <w:lang w:val="zh_TW" w:bidi="zh_TW"/>
-          </w:rPr>
-          <w:rPr>
-            <w:color w:val="0000EE"/>
-            <w:u w:val="single"/>
-          </w:rPr>
-          <w:t>羅16:1–7</w:t>
-        </w:r>
-      </w:hyperlink>
+      <w:r>
+        <w:rPr>
+          <w:lang w:val="zh_TW" w:bidi="zh_TW"/>
+        </w:rPr>
+        <w:t>羅16:1–7</w:t>
+      </w:r>
       <w:r>
         <w:rPr>
           <w:lang w:val="zh_TW" w:bidi="zh_TW"/>
         </w:rPr>
         <w:t>；</w:t>
       </w:r>
-      <w:hyperlink r:id="rId20">
-        <w:r>
-          <w:rPr>
-            <w:lang w:val="zh_TW" w:bidi="zh_TW"/>
-          </w:rPr>
-          <w:rPr>
-            <w:color w:val="0000EE"/>
-            <w:u w:val="single"/>
-          </w:rPr>
-          <w:t>林前11:2–16</w:t>
-        </w:r>
-      </w:hyperlink>
+      <w:r>
+        <w:rPr>
+          <w:lang w:val="zh_TW" w:bidi="zh_TW"/>
+        </w:rPr>
+        <w:t>林前11:2–16</w:t>
+      </w:r>
       <w:r>
         <w:rPr>
           <w:lang w:val="zh_TW" w:bidi="zh_TW"/>
         </w:rPr>
         <w:t>；</w:t>
       </w:r>
-      <w:hyperlink r:id="rId21">
-        <w:r>
-          <w:rPr>
-            <w:lang w:val="zh_TW" w:bidi="zh_TW"/>
-          </w:rPr>
-          <w:rPr>
-            <w:color w:val="0000EE"/>
-            <w:u w:val="single"/>
-          </w:rPr>
-          <w:t>林前14:34–35</w:t>
-        </w:r>
-      </w:hyperlink>
+      <w:r>
+        <w:rPr>
+          <w:lang w:val="zh_TW" w:bidi="zh_TW"/>
+        </w:rPr>
+        <w:t>林前14:34–35</w:t>
+      </w:r>
       <w:r>
         <w:rPr>
           <w:lang w:val="zh_TW" w:bidi="zh_TW"/>
         </w:rPr>
         <w:t>；</w:t>
       </w:r>
-      <w:hyperlink r:id="rId13">
-        <w:r>
-          <w:rPr>
-            <w:lang w:val="zh_TW" w:bidi="zh_TW"/>
-          </w:rPr>
-          <w:rPr>
-            <w:color w:val="0000EE"/>
-            <w:u w:val="single"/>
-          </w:rPr>
-          <w:t>加3:28</w:t>
-        </w:r>
-      </w:hyperlink>
+      <w:r>
+        <w:rPr>
+          <w:lang w:val="zh_TW" w:bidi="zh_TW"/>
+        </w:rPr>
+        <w:t>加3:28</w:t>
+      </w:r>
       <w:r>
         <w:rPr>
           <w:lang w:val="zh_TW" w:bidi="zh_TW"/>
         </w:rPr>
         <w:t>；</w:t>
       </w:r>
-      <w:hyperlink r:id="rId14">
-        <w:r>
-          <w:rPr>
-            <w:lang w:val="zh_TW" w:bidi="zh_TW"/>
-          </w:rPr>
-          <w:rPr>
-            <w:color w:val="0000EE"/>
-            <w:u w:val="single"/>
-          </w:rPr>
-          <w:t>提前2:11–15</w:t>
-        </w:r>
-      </w:hyperlink>
+      <w:r>
+        <w:rPr>
+          <w:lang w:val="zh_TW" w:bidi="zh_TW"/>
+        </w:rPr>
+        <w:t>提前2:11–15</w:t>
+      </w:r>
       <w:r>
         <w:rPr>
           <w:lang w:val="zh_TW" w:bidi="zh_TW"/>
